--- a/website/public/en/resumes/master.docx
+++ b/website/public/en/resumes/master.docx
@@ -125,85 +125,59 @@
         <w:spacing w:after="40"/>
       </w:pPr>
       <w:r>
-        <w:t xml:space="preserve">Designed, developed, deployed, and maintained multiple production-ready web applications from concept to deployment using modern web technologies.</w:t>
-      </w:r>
-    </w:p>
-    <w:p>
-      <w:pPr>
-        <w:pStyle w:val="ListParagraph"/>
-        <w:numPr>
-          <w:ilvl w:val="0"/>
-          <w:numId w:val="1"/>
-        </w:numPr>
-        <w:spacing w:after="40"/>
-      </w:pPr>
-      <w:r>
-        <w:t xml:space="preserve">Built Progressive Web Applications (PWAs) with a focus on mobile-first experiences, local-first principles, and maintainable software architecture.</w:t>
-      </w:r>
-    </w:p>
-    <w:p>
-      <w:pPr>
-        <w:pStyle w:val="ListParagraph"/>
-        <w:numPr>
-          <w:ilvl w:val="0"/>
-          <w:numId w:val="1"/>
-        </w:numPr>
-        <w:spacing w:after="40"/>
-      </w:pPr>
-      <w:r>
-        <w:t xml:space="preserve">Designed cloud-native solutions using Cloudflare Workers, Cloudflare KV, REST APIs, and edge infrastructure.</w:t>
-      </w:r>
-    </w:p>
-    <w:p>
-      <w:pPr>
-        <w:pStyle w:val="ListParagraph"/>
-        <w:numPr>
-          <w:ilvl w:val="0"/>
-          <w:numId w:val="1"/>
-        </w:numPr>
-        <w:spacing w:after="40"/>
-      </w:pPr>
-      <w:r>
-        <w:t xml:space="preserve">Developed software products exploring authentication, cryptography, passkeys, blockchain technologies, AI-assisted workflows, and distributed systems.</w:t>
-      </w:r>
-    </w:p>
-    <w:p>
-      <w:pPr>
-        <w:pStyle w:val="ListParagraph"/>
-        <w:numPr>
-          <w:ilvl w:val="0"/>
-          <w:numId w:val="1"/>
-        </w:numPr>
-        <w:spacing w:after="40"/>
-      </w:pPr>
-      <w:r>
-        <w:t xml:space="preserve">Independently managed the complete application lifecycle, including architecture, implementation, domain management, DNS configuration, deployment, monitoring, and ongoing maintenance.</w:t>
-      </w:r>
-    </w:p>
-    <w:p>
-      <w:pPr>
-        <w:pStyle w:val="ListParagraph"/>
-        <w:numPr>
-          <w:ilvl w:val="0"/>
-          <w:numId w:val="1"/>
-        </w:numPr>
-        <w:spacing w:after="40"/>
-      </w:pPr>
-      <w:r>
-        <w:t xml:space="preserve">Used AI-assisted development workflows to accelerate research, prototype solutions, validate implementation approaches, and explore unfamiliar technologies while maintaining ownership of engineering decisions.</w:t>
-      </w:r>
-    </w:p>
-    <w:p>
-      <w:pPr>
-        <w:pStyle w:val="ListParagraph"/>
-        <w:numPr>
-          <w:ilvl w:val="0"/>
-          <w:numId w:val="1"/>
-        </w:numPr>
-        <w:spacing w:after="40"/>
-      </w:pPr>
-      <w:r>
-        <w:t xml:space="preserve">Built interactive software experiences integrating TouchDesigner licensing, telemetry collection, and cloud-based license management.</w:t>
+        <w:t xml:space="preserve">Designed, built, and deployed production-ready web applications from concept to deployment.</w:t>
+      </w:r>
+    </w:p>
+    <w:p>
+      <w:pPr>
+        <w:pStyle w:val="ListParagraph"/>
+        <w:numPr>
+          <w:ilvl w:val="0"/>
+          <w:numId w:val="1"/>
+        </w:numPr>
+        <w:spacing w:after="40"/>
+      </w:pPr>
+      <w:r>
+        <w:t xml:space="preserve">Developed cloud-native applications using React, TypeScript, Progressive Web App technologies, and Cloudflare's edge platform.</w:t>
+      </w:r>
+    </w:p>
+    <w:p>
+      <w:pPr>
+        <w:pStyle w:val="ListParagraph"/>
+        <w:numPr>
+          <w:ilvl w:val="0"/>
+          <w:numId w:val="1"/>
+        </w:numPr>
+        <w:spacing w:after="40"/>
+      </w:pPr>
+      <w:r>
+        <w:t xml:space="preserve">Built software products exploring authentication, cryptography, AI-assisted development, and blockchain technologies.</w:t>
+      </w:r>
+    </w:p>
+    <w:p>
+      <w:pPr>
+        <w:pStyle w:val="ListParagraph"/>
+        <w:numPr>
+          <w:ilvl w:val="0"/>
+          <w:numId w:val="1"/>
+        </w:numPr>
+        <w:spacing w:after="40"/>
+      </w:pPr>
+      <w:r>
+        <w:t xml:space="preserve">Built cloud-connected tooling for interactive experiences, including licensing and telemetry systems for TouchDesigner deployments.</w:t>
+      </w:r>
+    </w:p>
+    <w:p>
+      <w:pPr>
+        <w:pStyle w:val="ListParagraph"/>
+        <w:numPr>
+          <w:ilvl w:val="0"/>
+          <w:numId w:val="1"/>
+        </w:numPr>
+        <w:spacing w:after="40"/>
+      </w:pPr>
+      <w:r>
+        <w:t xml:space="preserve">Designed user-focused Progressive Web Applications with mobile-first and local-first principles.</w:t>
       </w:r>
     </w:p>
     <w:p>
@@ -224,7 +198,7 @@
           <w:i/>
           <w:iCs/>
         </w:rPr>
-        <w:t xml:space="preserve">Oct 2022 – May 2023 · Medellín, Colombia · Internship</w:t>
+        <w:t xml:space="preserve">Oct 2022 – May 2023 · Remote · Internship</w:t>
       </w:r>
     </w:p>
     <w:p>
@@ -331,32 +305,19 @@
         <w:spacing w:after="40"/>
       </w:pPr>
       <w:r>
-        <w:t xml:space="preserve">Designed around local-first principles to keep user data available without requiring a centralized backend.</w:t>
-      </w:r>
-    </w:p>
-    <w:p>
-      <w:pPr>
-        <w:pStyle w:val="ListParagraph"/>
-        <w:numPr>
-          <w:ilvl w:val="0"/>
-          <w:numId w:val="1"/>
-        </w:numPr>
-        <w:spacing w:after="40"/>
-      </w:pPr>
-      <w:r>
-        <w:t xml:space="preserve">Integrated optional blockchain publication and QR-based sharing while preserving user control over personal knowledge.</w:t>
-      </w:r>
-    </w:p>
-    <w:p>
-      <w:pPr>
-        <w:spacing w:after="80"/>
-      </w:pPr>
-      <w:r>
-        <w:rPr>
-          <w:i w:val="false"/>
-          <w:iCs w:val="false"/>
-        </w:rPr>
-        <w:t xml:space="preserve">Technologies: React, TypeScript, Progressive Web App, Cloudflare Workers, Blockchain</w:t>
+        <w:t xml:space="preserve">Local-first knowledge platform with optional blockchain publishing and QR sharing.</w:t>
+      </w:r>
+    </w:p>
+    <w:p>
+      <w:pPr>
+        <w:spacing w:after="80"/>
+      </w:pPr>
+      <w:r>
+        <w:rPr>
+          <w:i w:val="false"/>
+          <w:iCs w:val="false"/>
+        </w:rPr>
+        <w:t xml:space="preserve">Technologies: React, TypeScript, Cloudflare Workers</w:t>
       </w:r>
     </w:p>
     <w:p>
@@ -414,32 +375,19 @@
         <w:spacing w:after="40"/>
       </w:pPr>
       <w:r>
-        <w:t xml:space="preserve">Built a cloud-based licensing system supporting customer grouping, license management, and device validation.</w:t>
-      </w:r>
-    </w:p>
-    <w:p>
-      <w:pPr>
-        <w:pStyle w:val="ListParagraph"/>
-        <w:numPr>
-          <w:ilvl w:val="0"/>
-          <w:numId w:val="1"/>
-        </w:numPr>
-        <w:spacing w:after="40"/>
-      </w:pPr>
-      <w:r>
-        <w:t xml:space="preserve">Implemented heartbeat telemetry for remote monitoring of deployed interactive experiences.</w:t>
-      </w:r>
-    </w:p>
-    <w:p>
-      <w:pPr>
-        <w:spacing w:after="80"/>
-      </w:pPr>
-      <w:r>
-        <w:rPr>
-          <w:i w:val="false"/>
-          <w:iCs w:val="false"/>
-        </w:rPr>
-        <w:t xml:space="preserve">Technologies: React, TypeScript, Cloudflare Workers, Cloudflare KV, REST API</w:t>
+        <w:t xml:space="preserve">Built a cloud-based licensing system with heartbeat telemetry for monitoring TouchDesigner deployments.</w:t>
+      </w:r>
+    </w:p>
+    <w:p>
+      <w:pPr>
+        <w:spacing w:after="80"/>
+      </w:pPr>
+      <w:r>
+        <w:rPr>
+          <w:i w:val="false"/>
+          <w:iCs w:val="false"/>
+        </w:rPr>
+        <w:t xml:space="preserve">Technologies: React, TypeScript, Cloudflare Workers</w:t>
       </w:r>
     </w:p>
     <w:p>
@@ -497,32 +445,19 @@
         <w:spacing w:after="40"/>
       </w:pPr>
       <w:r>
-        <w:t xml:space="preserve">Integrated x402 to enable USDC micropayments without traditional payment gateways or user accounts.</w:t>
-      </w:r>
-    </w:p>
-    <w:p>
-      <w:pPr>
-        <w:pStyle w:val="ListParagraph"/>
-        <w:numPr>
-          <w:ilvl w:val="0"/>
-          <w:numId w:val="1"/>
-        </w:numPr>
-        <w:spacing w:after="40"/>
-      </w:pPr>
-      <w:r>
-        <w:t xml:space="preserve">Protected proprietary prompts by keeping prompt engineering server-side using Cloudflare Workers and KV.</w:t>
-      </w:r>
-    </w:p>
-    <w:p>
-      <w:pPr>
-        <w:spacing w:after="80"/>
-      </w:pPr>
-      <w:r>
-        <w:rPr>
-          <w:i w:val="false"/>
-          <w:iCs w:val="false"/>
-        </w:rPr>
-        <w:t xml:space="preserve">Technologies: React, TypeScript, Cloudflare Workers, Cloudflare KV, Generative AI, x402</w:t>
+        <w:t xml:space="preserve">Integrated x402 micropayments while protecting proprietary prompts using Cloudflare Workers and KV.</w:t>
+      </w:r>
+    </w:p>
+    <w:p>
+      <w:pPr>
+        <w:spacing w:after="80"/>
+      </w:pPr>
+      <w:r>
+        <w:rPr>
+          <w:i w:val="false"/>
+          <w:iCs w:val="false"/>
+        </w:rPr>
+        <w:t xml:space="preserve">Technologies: React, TypeScript, Cloudflare Workers</w:t>
       </w:r>
     </w:p>
     <w:p>
